--- a/manuscript/Blattabacterium HGT manuscript_v7_20251222.docx
+++ b/manuscript/Blattabacterium HGT manuscript_v7_20251222.docx
@@ -1,6 +1,6 @@
 
 <file path=word/document.xml><?xml version="1.0" encoding="utf-8"?>
-<w:document xmlns:wpc="http://schemas.microsoft.com/office/word/2010/wordprocessingCanvas" xmlns:cx="http://schemas.microsoft.com/office/drawing/2014/chartex" xmlns:cx1="http://schemas.microsoft.com/office/drawing/2015/9/8/chartex" xmlns:cx2="http://schemas.microsoft.com/office/drawing/2015/10/21/chartex" xmlns:cx3="http://schemas.microsoft.com/office/drawing/2016/5/9/chartex" xmlns:cx4="http://schemas.microsoft.com/office/drawing/2016/5/10/chartex" xmlns:cx5="http://schemas.microsoft.com/office/drawing/2016/5/11/chartex" xmlns:cx6="http://schemas.microsoft.com/office/drawing/2016/5/12/chartex" xmlns:cx7="http://schemas.microsoft.com/office/drawing/2016/5/13/chartex" xmlns:cx8="http://schemas.microsoft.com/office/drawing/2016/5/14/chartex" xmlns:mc="http://schemas.openxmlformats.org/markup-compatibility/2006" xmlns:aink="http://schemas.microsoft.com/office/drawing/2016/ink" xmlns:am3d="http://schemas.microsoft.com/office/drawing/2017/model3d" xmlns:o="urn:schemas-microsoft-com:office:office" xmlns:r="http://schemas.openxmlformats.org/officeDocument/2006/relationships" xmlns:m="http://schemas.openxmlformats.org/officeDocument/2006/math" xmlns:v="urn:schemas-microsoft-com:vml" xmlns:wp14="http://schemas.microsoft.com/office/word/2010/wordprocessingDrawing" xmlns:wp="http://schemas.openxmlformats.org/drawingml/2006/wordprocessingDrawing" xmlns:w10="urn:schemas-microsoft-com:office:word" xmlns:w="http://schemas.openxmlformats.org/wordprocessingml/2006/main" xmlns:w14="http://schemas.microsoft.com/office/word/2010/wordml" xmlns:w15="http://schemas.microsoft.com/office/word/2012/wordml" xmlns:w16cid="http://schemas.microsoft.com/office/word/2016/wordml/cid" xmlns:w16se="http://schemas.microsoft.com/office/word/2015/wordml/symex" xmlns:wpg="http://schemas.microsoft.com/office/word/2010/wordprocessingGroup" xmlns:wpi="http://schemas.microsoft.com/office/word/2010/wordprocessingInk" xmlns:wne="http://schemas.microsoft.com/office/word/2006/wordml" xmlns:wps="http://schemas.microsoft.com/office/word/2010/wordprocessingShape" mc:Ignorable="w14 w15 w16se w16cid wp14">
+<w:document xmlns:wpc="http://schemas.microsoft.com/office/word/2010/wordprocessingCanvas" xmlns:cx="http://schemas.microsoft.com/office/drawing/2014/chartex" xmlns:cx1="http://schemas.microsoft.com/office/drawing/2015/9/8/chartex" xmlns:cx2="http://schemas.microsoft.com/office/drawing/2015/10/21/chartex" xmlns:cx3="http://schemas.microsoft.com/office/drawing/2016/5/9/chartex" xmlns:cx4="http://schemas.microsoft.com/office/drawing/2016/5/10/chartex" xmlns:cx5="http://schemas.microsoft.com/office/drawing/2016/5/11/chartex" xmlns:cx6="http://schemas.microsoft.com/office/drawing/2016/5/12/chartex" xmlns:cx7="http://schemas.microsoft.com/office/drawing/2016/5/13/chartex" xmlns:cx8="http://schemas.microsoft.com/office/drawing/2016/5/14/chartex" xmlns:mc="http://schemas.openxmlformats.org/markup-compatibility/2006" xmlns:aink="http://schemas.microsoft.com/office/drawing/2016/ink" xmlns:am3d="http://schemas.microsoft.com/office/drawing/2017/model3d" xmlns:o="urn:schemas-microsoft-com:office:office" xmlns:oel="http://schemas.microsoft.com/office/2019/extlst" xmlns:r="http://schemas.openxmlformats.org/officeDocument/2006/relationships" xmlns:m="http://schemas.openxmlformats.org/officeDocument/2006/math" xmlns:v="urn:schemas-microsoft-com:vml" xmlns:wp14="http://schemas.microsoft.com/office/word/2010/wordprocessingDrawing" xmlns:wp="http://schemas.openxmlformats.org/drawingml/2006/wordprocessingDrawing" xmlns:w10="urn:schemas-microsoft-com:office:word" xmlns:w="http://schemas.openxmlformats.org/wordprocessingml/2006/main" xmlns:w14="http://schemas.microsoft.com/office/word/2010/wordml" xmlns:w15="http://schemas.microsoft.com/office/word/2012/wordml" xmlns:w16cex="http://schemas.microsoft.com/office/word/2018/wordml/cex" xmlns:w16cid="http://schemas.microsoft.com/office/word/2016/wordml/cid" xmlns:w16="http://schemas.microsoft.com/office/word/2018/wordml" xmlns:w16du="http://schemas.microsoft.com/office/word/2023/wordml/word16du" xmlns:w16sdtdh="http://schemas.microsoft.com/office/word/2020/wordml/sdtdatahash" xmlns:w16sdtfl="http://schemas.microsoft.com/office/word/2024/wordml/sdtformatlock" xmlns:w16se="http://schemas.microsoft.com/office/word/2015/wordml/symex" xmlns:wpg="http://schemas.microsoft.com/office/word/2010/wordprocessingGroup" xmlns:wpi="http://schemas.microsoft.com/office/word/2010/wordprocessingInk" xmlns:wne="http://schemas.microsoft.com/office/word/2006/wordml" xmlns:wps="http://schemas.microsoft.com/office/word/2010/wordprocessingShape" mc:Ignorable="w14 w15 w16se w16cid w16 w16cex w16sdtdh w16sdtfl w16du wp14">
   <w:body>
     <w:p>
       <w:pPr>
@@ -329,7 +329,6 @@
         </w:rPr>
         <w:t xml:space="preserve">, </w:t>
       </w:r>
-      <w:proofErr w:type="spellStart"/>
       <w:r>
         <w:rPr>
           <w:rFonts w:asciiTheme="majorHAnsi" w:hAnsiTheme="majorHAnsi"/>
@@ -337,7 +336,6 @@
         </w:rPr>
         <w:t>Jil</w:t>
       </w:r>
-      <w:proofErr w:type="spellEnd"/>
       <w:r>
         <w:rPr>
           <w:rFonts w:asciiTheme="majorHAnsi" w:hAnsiTheme="majorHAnsi"/>
@@ -1098,7 +1096,7 @@
           <w:rFonts w:asciiTheme="majorHAnsi" w:hAnsiTheme="majorHAnsi" w:cs="Arial"/>
           <w:color w:val="000000" w:themeColor="text1"/>
         </w:rPr>
-        <w:t xml:space="preserve"> HGT in eukaryotes has focussed on </w:t>
+        <w:t xml:space="preserve"> HGT in eukaryotes has focused on </w:t>
       </w:r>
       <w:r>
         <w:rPr>
@@ -1378,17 +1376,8 @@
           <w:rFonts w:asciiTheme="majorHAnsi" w:hAnsiTheme="majorHAnsi"/>
           <w:color w:val="000000" w:themeColor="text1"/>
         </w:rPr>
-        <w:t xml:space="preserve">≥50 </w:t>
-      </w:r>
-      <w:proofErr w:type="spellStart"/>
-      <w:r>
-        <w:rPr>
-          <w:rFonts w:asciiTheme="majorHAnsi" w:hAnsiTheme="majorHAnsi"/>
-          <w:color w:val="000000" w:themeColor="text1"/>
-        </w:rPr>
-        <w:t>bp</w:t>
-      </w:r>
-      <w:proofErr w:type="spellEnd"/>
+        <w:t>≥50 bp</w:t>
+      </w:r>
       <w:r>
         <w:rPr>
           <w:rFonts w:asciiTheme="majorHAnsi" w:hAnsiTheme="majorHAnsi"/>
@@ -1682,22 +1671,29 @@
           <w:rFonts w:asciiTheme="majorHAnsi" w:hAnsiTheme="majorHAnsi" w:cs="Arial"/>
           <w:color w:val="000000" w:themeColor="text1"/>
         </w:rPr>
+        <w:t xml:space="preserve">The </w:t>
+      </w:r>
+      <w:r>
+        <w:rPr>
+          <w:rFonts w:asciiTheme="majorHAnsi" w:hAnsiTheme="majorHAnsi" w:cs="Arial"/>
+          <w:color w:val="000000" w:themeColor="text1"/>
+        </w:rPr>
+        <w:t>4955</w:t>
+      </w:r>
+      <w:r>
+        <w:rPr>
+          <w:rFonts w:asciiTheme="majorHAnsi" w:hAnsiTheme="majorHAnsi" w:cs="Arial"/>
+          <w:color w:val="000000" w:themeColor="text1"/>
+        </w:rPr>
+        <w:t xml:space="preserve"> inserts </w:t>
+      </w:r>
+      <w:r>
+        <w:rPr>
+          <w:rFonts w:asciiTheme="majorHAnsi" w:hAnsiTheme="majorHAnsi" w:cs="Arial"/>
+          <w:color w:val="000000" w:themeColor="text1"/>
+        </w:rPr>
         <w:lastRenderedPageBreak/>
-        <w:t xml:space="preserve">The </w:t>
-      </w:r>
-      <w:r>
-        <w:rPr>
-          <w:rFonts w:asciiTheme="majorHAnsi" w:hAnsiTheme="majorHAnsi" w:cs="Arial"/>
-          <w:color w:val="000000" w:themeColor="text1"/>
-        </w:rPr>
-        <w:t>4955</w:t>
-      </w:r>
-      <w:r>
-        <w:rPr>
-          <w:rFonts w:asciiTheme="majorHAnsi" w:hAnsiTheme="majorHAnsi" w:cs="Arial"/>
-          <w:color w:val="000000" w:themeColor="text1"/>
-        </w:rPr>
-        <w:t xml:space="preserve"> inserts found in </w:t>
+        <w:t xml:space="preserve">found in </w:t>
       </w:r>
       <w:proofErr w:type="spellStart"/>
       <w:r>
@@ -2319,34 +2315,27 @@
         </w:rPr>
         <w:t>Blattabacterium</w:t>
       </w:r>
+      <w:proofErr w:type="spellEnd"/>
       <w:r>
         <w:rPr>
           <w:rFonts w:asciiTheme="majorHAnsi" w:hAnsiTheme="majorHAnsi" w:cs="Arial"/>
           <w:iCs/>
         </w:rPr>
-        <w:t xml:space="preserve"> are thought to</w:t>
-      </w:r>
-      <w:proofErr w:type="spellEnd"/>
+        <w:t xml:space="preserve"> are thought to contribute no or few DNA </w:t>
+      </w:r>
       <w:r>
         <w:rPr>
           <w:rFonts w:asciiTheme="majorHAnsi" w:hAnsiTheme="majorHAnsi" w:cs="Arial"/>
           <w:iCs/>
         </w:rPr>
-        <w:t xml:space="preserve"> contribute no or few DNA </w:t>
+        <w:t xml:space="preserve">transfers </w:t>
       </w:r>
       <w:r>
         <w:rPr>
           <w:rFonts w:asciiTheme="majorHAnsi" w:hAnsiTheme="majorHAnsi" w:cs="Arial"/>
           <w:iCs/>
         </w:rPr>
-        <w:t xml:space="preserve">transfers </w:t>
-      </w:r>
-      <w:r>
-        <w:rPr>
-          <w:rFonts w:asciiTheme="majorHAnsi" w:hAnsiTheme="majorHAnsi" w:cs="Arial"/>
-          <w:iCs/>
-        </w:rPr>
-        <w:t xml:space="preserve">from their genomes to host genomes, previous studies have only focussed on the transfer of protein-coding </w:t>
+        <w:t xml:space="preserve">from their genomes to host genomes, previous studies have only focused on the transfer of protein-coding </w:t>
       </w:r>
       <w:r>
         <w:rPr>
@@ -3034,23 +3023,7 @@
           <w:rFonts w:asciiTheme="majorHAnsi" w:hAnsiTheme="majorHAnsi" w:cs="Arial"/>
           <w:color w:val="000000" w:themeColor="text1"/>
         </w:rPr>
-        <w:t xml:space="preserve"> </w:t>
-      </w:r>
-      <w:proofErr w:type="spellStart"/>
-      <w:r>
-        <w:rPr>
-          <w:rFonts w:asciiTheme="majorHAnsi" w:hAnsiTheme="majorHAnsi" w:cs="Arial"/>
-          <w:color w:val="000000" w:themeColor="text1"/>
-        </w:rPr>
-        <w:t>bp</w:t>
-      </w:r>
-      <w:proofErr w:type="spellEnd"/>
-      <w:r>
-        <w:rPr>
-          <w:rFonts w:asciiTheme="majorHAnsi" w:hAnsiTheme="majorHAnsi" w:cs="Arial"/>
-          <w:color w:val="000000" w:themeColor="text1"/>
-        </w:rPr>
-        <w:t xml:space="preserve">, with a median size of </w:t>
+        <w:t xml:space="preserve"> bp, with a median size of </w:t>
       </w:r>
       <w:r>
         <w:rPr>
@@ -3365,22 +3338,19 @@
         <w:rPr>
           <w:rFonts w:asciiTheme="majorHAnsi" w:hAnsiTheme="majorHAnsi" w:cs="Arial"/>
         </w:rPr>
-        <w:t>. Further, the long-read sequencing depth of these insert regions was typically &gt;</w:t>
-      </w:r>
-      <w:commentRangeStart w:id="0"/>
-      <w:r>
-        <w:rPr>
-          <w:rFonts w:asciiTheme="majorHAnsi" w:hAnsiTheme="majorHAnsi" w:cs="Arial"/>
-          <w:color w:val="FF0000"/>
-        </w:rPr>
-        <w:t>#</w:t>
-      </w:r>
-      <w:commentRangeEnd w:id="0"/>
-      <w:r>
-        <w:rPr>
-          <w:rStyle w:val="CommentReference"/>
-        </w:rPr>
-        <w:commentReference w:id="0"/>
+        <w:t xml:space="preserve">. Further, the long-read sequencing depth of these insert regions was </w:t>
+      </w:r>
+      <w:r>
+        <w:rPr>
+          <w:rFonts w:asciiTheme="majorHAnsi" w:hAnsiTheme="majorHAnsi" w:cs="Arial"/>
+        </w:rPr>
+        <w:t>11.4-36.9</w:t>
+      </w:r>
+      <w:r>
+        <w:rPr>
+          <w:rFonts w:asciiTheme="majorHAnsi" w:hAnsiTheme="majorHAnsi" w:cs="Arial"/>
+        </w:rPr>
+        <w:t>x</w:t>
       </w:r>
       <w:r>
         <w:rPr>
@@ -3522,14 +3492,7 @@
         <w:rPr>
           <w:rFonts w:asciiTheme="majorHAnsi" w:hAnsiTheme="majorHAnsi" w:cs="Arial"/>
         </w:rPr>
-        <w:t xml:space="preserve">, rather than assembly </w:t>
-      </w:r>
-      <w:proofErr w:type="spellStart"/>
-      <w:r>
-        <w:rPr>
-          <w:rFonts w:asciiTheme="majorHAnsi" w:hAnsiTheme="majorHAnsi" w:cs="Arial"/>
-        </w:rPr>
-        <w:t>art</w:t>
+        <w:t>, rather than assembly art</w:t>
       </w:r>
       <w:r>
         <w:rPr>
@@ -3543,7 +3506,6 @@
         </w:rPr>
         <w:t>facts</w:t>
       </w:r>
-      <w:proofErr w:type="spellEnd"/>
       <w:r>
         <w:rPr>
           <w:rFonts w:asciiTheme="majorHAnsi" w:hAnsiTheme="majorHAnsi" w:cs="Arial"/>
@@ -3956,14 +3918,7 @@
         <w:rPr>
           <w:rFonts w:asciiTheme="majorHAnsi" w:hAnsiTheme="majorHAnsi" w:cs="Arial"/>
         </w:rPr>
-        <w:t xml:space="preserve">In the </w:t>
-      </w:r>
-      <w:proofErr w:type="gramStart"/>
-      <w:r>
-        <w:rPr>
-          <w:rFonts w:asciiTheme="majorHAnsi" w:hAnsiTheme="majorHAnsi" w:cs="Arial"/>
-        </w:rPr>
-        <w:t>f</w:t>
+        <w:t>In the f</w:t>
       </w:r>
       <w:r>
         <w:rPr>
@@ -3975,14 +3930,7 @@
         <w:rPr>
           <w:rFonts w:asciiTheme="majorHAnsi" w:hAnsiTheme="majorHAnsi" w:cs="Arial"/>
         </w:rPr>
-        <w:t xml:space="preserve"> cockroach</w:t>
-      </w:r>
-      <w:proofErr w:type="gramEnd"/>
-      <w:r>
-        <w:rPr>
-          <w:rFonts w:asciiTheme="majorHAnsi" w:hAnsiTheme="majorHAnsi" w:cs="Arial"/>
-        </w:rPr>
-        <w:t xml:space="preserve"> species with the highest number of inserts (&gt;4000), the total amount of inserted </w:t>
+        <w:t xml:space="preserve"> cockroach species with the highest number of inserts (&gt;4000), the total amount of inserted </w:t>
       </w:r>
       <w:r>
         <w:rPr>
@@ -5125,29 +5073,13 @@
         </w:rPr>
         <w:t xml:space="preserve">homology of </w:t>
       </w:r>
-      <w:commentRangeStart w:id="1"/>
       <w:r>
         <w:rPr>
           <w:rFonts w:asciiTheme="majorHAnsi" w:hAnsiTheme="majorHAnsi" w:cs="Arial" w:hint="eastAsia"/>
           <w:color w:val="000000" w:themeColor="text1"/>
           <w:lang w:eastAsia="zh-CN"/>
         </w:rPr>
-        <w:t>22</w:t>
-      </w:r>
-      <w:commentRangeEnd w:id="1"/>
-      <w:r>
-        <w:rPr>
-          <w:rStyle w:val="CommentReference"/>
-        </w:rPr>
-        <w:commentReference w:id="1"/>
-      </w:r>
-      <w:r>
-        <w:rPr>
-          <w:rFonts w:asciiTheme="majorHAnsi" w:hAnsiTheme="majorHAnsi" w:cs="Arial" w:hint="eastAsia"/>
-          <w:color w:val="000000" w:themeColor="text1"/>
-          <w:lang w:eastAsia="zh-CN"/>
-        </w:rPr>
-        <w:t xml:space="preserve"> </w:t>
+        <w:t xml:space="preserve">22 </w:t>
       </w:r>
       <w:r>
         <w:rPr>
@@ -5459,7 +5391,13 @@
         <w:rPr>
           <w:rFonts w:asciiTheme="majorHAnsi" w:hAnsiTheme="majorHAnsi" w:cs="Arial"/>
         </w:rPr>
-        <w:t xml:space="preserve">There was also one potentially ancient </w:t>
+        <w:t xml:space="preserve">There </w:t>
+      </w:r>
+      <w:r>
+        <w:rPr>
+          <w:rFonts w:asciiTheme="majorHAnsi" w:hAnsiTheme="majorHAnsi" w:cs="Arial"/>
+        </w:rPr>
+        <w:t xml:space="preserve">was also one potentially ancient </w:t>
       </w:r>
       <w:proofErr w:type="spellStart"/>
       <w:r>
@@ -5513,19 +5451,7 @@
         <w:rPr>
           <w:rFonts w:asciiTheme="majorHAnsi" w:hAnsiTheme="majorHAnsi" w:cs="Arial"/>
         </w:rPr>
-        <w:t>requires further study</w:t>
-      </w:r>
-      <w:r>
-        <w:rPr>
-          <w:rFonts w:asciiTheme="majorHAnsi" w:hAnsiTheme="majorHAnsi" w:cs="Arial"/>
-        </w:rPr>
-        <w:t>.</w:t>
-      </w:r>
-      <w:r>
-        <w:rPr>
-          <w:rFonts w:asciiTheme="majorHAnsi" w:hAnsiTheme="majorHAnsi" w:cs="Arial"/>
-        </w:rPr>
-        <w:t xml:space="preserve"> </w:t>
+        <w:t xml:space="preserve">requires further study. </w:t>
       </w:r>
       <w:r>
         <w:rPr>
@@ -5538,80 +5464,63 @@
         <w:rPr>
           <w:rFonts w:asciiTheme="majorHAnsi" w:hAnsiTheme="majorHAnsi" w:cs="Arial"/>
         </w:rPr>
-        <w:t xml:space="preserve">examined pairwise nucleotide divergence within inserts and in equivalently sized </w:t>
-      </w:r>
-      <w:r>
-        <w:rPr>
-          <w:rFonts w:asciiTheme="majorHAnsi" w:hAnsiTheme="majorHAnsi" w:cs="Arial"/>
-        </w:rPr>
-        <w:t xml:space="preserve">homologous </w:t>
-      </w:r>
-      <w:r>
-        <w:rPr>
-          <w:rFonts w:asciiTheme="majorHAnsi" w:hAnsiTheme="majorHAnsi" w:cs="Arial"/>
-        </w:rPr>
-        <w:t xml:space="preserve">segments </w:t>
+        <w:t xml:space="preserve">examined pairwise nucleotide divergence within inserts and </w:t>
+      </w:r>
+      <w:r>
+        <w:rPr>
+          <w:rFonts w:asciiTheme="majorHAnsi" w:hAnsiTheme="majorHAnsi" w:cs="Arial"/>
+        </w:rPr>
+        <w:t>their flanking regions</w:t>
+      </w:r>
+      <w:r>
+        <w:rPr>
+          <w:rFonts w:asciiTheme="majorHAnsi" w:hAnsiTheme="majorHAnsi" w:cs="Arial"/>
+        </w:rPr>
+        <w:t xml:space="preserve"> </w:t>
       </w:r>
       <w:r>
         <w:rPr>
           <w:rFonts w:asciiTheme="majorHAnsi" w:hAnsiTheme="majorHAnsi" w:cs="Arial" w:hint="eastAsia"/>
           <w:lang w:eastAsia="zh-CN"/>
         </w:rPr>
-        <w:t xml:space="preserve">(at least </w:t>
-      </w:r>
-      <w:r>
-        <w:rPr>
-          <w:rFonts w:asciiTheme="majorHAnsi" w:hAnsiTheme="majorHAnsi" w:cs="Arial"/>
-        </w:rPr>
-        <w:t>5</w:t>
+        <w:t>(</w:t>
+      </w:r>
+      <w:r>
+        <w:rPr>
+          <w:rFonts w:asciiTheme="majorHAnsi" w:hAnsiTheme="majorHAnsi" w:cs="Arial"/>
+        </w:rPr>
+        <w:t>500 bp upstream and downstream, or shorter when inserts were near scaffold ends</w:t>
       </w:r>
       <w:r>
         <w:rPr>
           <w:rFonts w:asciiTheme="majorHAnsi" w:hAnsiTheme="majorHAnsi" w:cs="Arial" w:hint="eastAsia"/>
           <w:lang w:eastAsia="zh-CN"/>
         </w:rPr>
-        <w:t>00</w:t>
-      </w:r>
-      <w:r>
-        <w:rPr>
-          <w:rFonts w:asciiTheme="majorHAnsi" w:hAnsiTheme="majorHAnsi" w:cs="Arial"/>
-          <w:lang w:eastAsia="zh-CN"/>
-        </w:rPr>
-        <w:t xml:space="preserve"> </w:t>
-      </w:r>
-      <w:proofErr w:type="spellStart"/>
-      <w:r>
-        <w:rPr>
-          <w:rFonts w:asciiTheme="majorHAnsi" w:hAnsiTheme="majorHAnsi" w:cs="Arial"/>
-        </w:rPr>
-        <w:t>b</w:t>
+        <w:t>)</w:t>
+      </w:r>
+      <w:r>
+        <w:rPr>
+          <w:rFonts w:asciiTheme="majorHAnsi" w:hAnsiTheme="majorHAnsi" w:cs="Arial"/>
+        </w:rPr>
+        <w:t xml:space="preserve"> </w:t>
+      </w:r>
+      <w:r>
+        <w:rPr>
+          <w:rFonts w:asciiTheme="majorHAnsi" w:hAnsiTheme="majorHAnsi" w:cs="Arial"/>
+        </w:rPr>
+        <w:t>for</w:t>
+      </w:r>
+      <w:r>
+        <w:rPr>
+          <w:rFonts w:asciiTheme="majorHAnsi" w:hAnsiTheme="majorHAnsi" w:cs="Arial"/>
+        </w:rPr>
+        <w:t xml:space="preserve"> </w:t>
       </w:r>
       <w:r>
         <w:rPr>
           <w:rFonts w:asciiTheme="majorHAnsi" w:hAnsiTheme="majorHAnsi" w:cs="Arial" w:hint="eastAsia"/>
           <w:lang w:eastAsia="zh-CN"/>
         </w:rPr>
-        <w:t>p</w:t>
-      </w:r>
-      <w:proofErr w:type="spellEnd"/>
-      <w:r>
-        <w:rPr>
-          <w:rFonts w:asciiTheme="majorHAnsi" w:hAnsiTheme="majorHAnsi" w:cs="Arial" w:hint="eastAsia"/>
-          <w:lang w:eastAsia="zh-CN"/>
-        </w:rPr>
-        <w:t>)</w:t>
-      </w:r>
-      <w:r>
-        <w:rPr>
-          <w:rFonts w:asciiTheme="majorHAnsi" w:hAnsiTheme="majorHAnsi" w:cs="Arial"/>
-        </w:rPr>
-        <w:t xml:space="preserve"> upstream and downstream of </w:t>
-      </w:r>
-      <w:r>
-        <w:rPr>
-          <w:rFonts w:asciiTheme="majorHAnsi" w:hAnsiTheme="majorHAnsi" w:cs="Arial" w:hint="eastAsia"/>
-          <w:lang w:eastAsia="zh-CN"/>
-        </w:rPr>
         <w:t>22</w:t>
       </w:r>
       <w:r>
@@ -5630,47 +5539,13 @@
         <w:rPr>
           <w:rFonts w:asciiTheme="majorHAnsi" w:hAnsiTheme="majorHAnsi" w:cs="Arial"/>
         </w:rPr>
-        <w:t xml:space="preserve">. Divergence within inserts </w:t>
-      </w:r>
-      <w:r>
-        <w:rPr>
-          <w:rFonts w:asciiTheme="majorHAnsi" w:hAnsiTheme="majorHAnsi" w:cs="Arial"/>
-          <w:color w:val="FF0000"/>
-        </w:rPr>
-        <w:t xml:space="preserve">was/was not </w:t>
-      </w:r>
-      <w:r>
-        <w:rPr>
-          <w:rFonts w:asciiTheme="majorHAnsi" w:hAnsiTheme="majorHAnsi" w:cs="Arial"/>
-        </w:rPr>
-        <w:t xml:space="preserve">found to be significantly lower than adjacent regions, providing </w:t>
-      </w:r>
-      <w:r>
-        <w:rPr>
-          <w:rFonts w:asciiTheme="majorHAnsi" w:hAnsiTheme="majorHAnsi" w:cs="Arial"/>
-          <w:color w:val="FF0000"/>
-        </w:rPr>
-        <w:t xml:space="preserve">no/potential </w:t>
-      </w:r>
-      <w:r>
-        <w:rPr>
-          <w:rFonts w:asciiTheme="majorHAnsi" w:hAnsiTheme="majorHAnsi" w:cs="Arial"/>
-        </w:rPr>
-        <w:t>evidence of insert function</w:t>
-      </w:r>
-      <w:commentRangeStart w:id="2"/>
-      <w:r>
-        <w:rPr>
-          <w:rFonts w:asciiTheme="majorHAnsi" w:hAnsiTheme="majorHAnsi" w:cs="Arial"/>
-        </w:rPr>
-        <w:t>.</w:t>
-      </w:r>
-      <w:commentRangeEnd w:id="2"/>
-      <w:r>
-        <w:rPr>
-          <w:rStyle w:val="CommentReference"/>
-        </w:rPr>
-        <w:commentReference w:id="2"/>
+        <w:t xml:space="preserve">. </w:t>
+      </w:r>
+      <w:r>
+        <w:rPr>
+          <w:rFonts w:asciiTheme="majorHAnsi" w:hAnsiTheme="majorHAnsi" w:cs="Arial"/>
+        </w:rPr>
+        <w:t>Divergence within inserts was not consistently lower than that of adjacent regions, providing no clear evidence for insert function.</w:t>
       </w:r>
       <w:r>
         <w:rPr>
@@ -5892,58 +5767,58 @@
         <w:rPr>
           <w:rFonts w:asciiTheme="majorHAnsi" w:hAnsiTheme="majorHAnsi" w:cs="Arial"/>
         </w:rPr>
-        <w:t xml:space="preserve"> </w:t>
+        <w:t xml:space="preserve"> sequences</w:t>
+      </w:r>
+      <w:r>
+        <w:rPr>
+          <w:rFonts w:asciiTheme="majorHAnsi" w:hAnsiTheme="majorHAnsi" w:cs="Arial"/>
+        </w:rPr>
+        <w:t xml:space="preserve"> to RNA contigs</w:t>
+      </w:r>
+      <w:r>
+        <w:rPr>
+          <w:rFonts w:asciiTheme="majorHAnsi" w:hAnsiTheme="majorHAnsi" w:cs="Arial"/>
+        </w:rPr>
+        <w:t xml:space="preserve"> using </w:t>
+      </w:r>
+      <w:proofErr w:type="spellStart"/>
+      <w:r>
+        <w:rPr>
+          <w:rFonts w:asciiTheme="majorHAnsi" w:hAnsiTheme="majorHAnsi" w:cs="Arial"/>
+        </w:rPr>
+        <w:t>BLASTn</w:t>
+      </w:r>
+      <w:proofErr w:type="spellEnd"/>
+      <w:r>
+        <w:rPr>
+          <w:rFonts w:asciiTheme="majorHAnsi" w:hAnsiTheme="majorHAnsi" w:cs="Arial"/>
+        </w:rPr>
+        <w:t>, we found that 91.42–94.96</w:t>
+      </w:r>
+      <w:r>
+        <w:rPr>
+          <w:rFonts w:asciiTheme="majorHAnsi" w:hAnsiTheme="majorHAnsi" w:cs="Arial"/>
+        </w:rPr>
+        <w:t>%</w:t>
+      </w:r>
+      <w:r>
+        <w:rPr>
+          <w:rFonts w:asciiTheme="majorHAnsi" w:hAnsiTheme="majorHAnsi" w:cs="Arial"/>
+        </w:rPr>
+        <w:t xml:space="preserve"> of inserts</w:t>
+      </w:r>
+      <w:r>
+        <w:rPr>
+          <w:rFonts w:asciiTheme="majorHAnsi" w:hAnsiTheme="majorHAnsi" w:cs="Arial"/>
+        </w:rPr>
+        <w:t xml:space="preserve"> showed no </w:t>
       </w:r>
       <w:r>
         <w:rPr>
           <w:rFonts w:asciiTheme="majorHAnsi" w:hAnsiTheme="majorHAnsi" w:cs="Arial"/>
         </w:rPr>
         <w:lastRenderedPageBreak/>
-        <w:t>sequences</w:t>
-      </w:r>
-      <w:r>
-        <w:rPr>
-          <w:rFonts w:asciiTheme="majorHAnsi" w:hAnsiTheme="majorHAnsi" w:cs="Arial"/>
-        </w:rPr>
-        <w:t xml:space="preserve"> to RNA contigs</w:t>
-      </w:r>
-      <w:r>
-        <w:rPr>
-          <w:rFonts w:asciiTheme="majorHAnsi" w:hAnsiTheme="majorHAnsi" w:cs="Arial"/>
-        </w:rPr>
-        <w:t xml:space="preserve"> using </w:t>
-      </w:r>
-      <w:proofErr w:type="spellStart"/>
-      <w:r>
-        <w:rPr>
-          <w:rFonts w:asciiTheme="majorHAnsi" w:hAnsiTheme="majorHAnsi" w:cs="Arial"/>
-        </w:rPr>
-        <w:t>BLASTn</w:t>
-      </w:r>
-      <w:proofErr w:type="spellEnd"/>
-      <w:r>
-        <w:rPr>
-          <w:rFonts w:asciiTheme="majorHAnsi" w:hAnsiTheme="majorHAnsi" w:cs="Arial"/>
-        </w:rPr>
-        <w:t>, we found that 91.42–94.96</w:t>
-      </w:r>
-      <w:r>
-        <w:rPr>
-          <w:rFonts w:asciiTheme="majorHAnsi" w:hAnsiTheme="majorHAnsi" w:cs="Arial"/>
-        </w:rPr>
-        <w:t>%</w:t>
-      </w:r>
-      <w:r>
-        <w:rPr>
-          <w:rFonts w:asciiTheme="majorHAnsi" w:hAnsiTheme="majorHAnsi" w:cs="Arial"/>
-        </w:rPr>
-        <w:t xml:space="preserve"> of inserts</w:t>
-      </w:r>
-      <w:r>
-        <w:rPr>
-          <w:rFonts w:asciiTheme="majorHAnsi" w:hAnsiTheme="majorHAnsi" w:cs="Arial"/>
-        </w:rPr>
-        <w:t xml:space="preserve"> showed no evidence of transcription</w:t>
+        <w:t>evidence of transcription</w:t>
       </w:r>
       <w:r>
         <w:rPr>
@@ -7090,7 +6965,6 @@
         </w:rPr>
         <w:t xml:space="preserve"> </w:t>
       </w:r>
-      <w:proofErr w:type="spellStart"/>
       <w:r>
         <w:rPr>
           <w:rFonts w:asciiTheme="majorHAnsi" w:hAnsiTheme="majorHAnsi" w:cs="Arial"/>
@@ -7099,7 +6973,6 @@
         </w:rPr>
         <w:t>americana</w:t>
       </w:r>
-      <w:proofErr w:type="spellEnd"/>
       <w:r>
         <w:rPr>
           <w:rFonts w:asciiTheme="majorHAnsi" w:hAnsiTheme="majorHAnsi" w:cs="Arial"/>
@@ -7135,23 +7008,13 @@
         </w:rPr>
         <w:t xml:space="preserve">) and </w:t>
       </w:r>
-      <w:proofErr w:type="spellStart"/>
       <w:r>
         <w:rPr>
           <w:rFonts w:asciiTheme="majorHAnsi" w:hAnsiTheme="majorHAnsi" w:cs="Arial"/>
           <w:i/>
           <w:color w:val="000000" w:themeColor="text1"/>
         </w:rPr>
-        <w:t>Blattella</w:t>
-      </w:r>
-      <w:proofErr w:type="spellEnd"/>
-      <w:r>
-        <w:rPr>
-          <w:rFonts w:asciiTheme="majorHAnsi" w:hAnsiTheme="majorHAnsi" w:cs="Arial"/>
-          <w:i/>
-          <w:color w:val="000000" w:themeColor="text1"/>
-        </w:rPr>
-        <w:t xml:space="preserve"> germanica </w:t>
+        <w:t xml:space="preserve">Blattella germanica </w:t>
       </w:r>
       <w:r>
         <w:rPr>
@@ -7275,7 +7138,7 @@
         <w:rPr>
           <w:rFonts w:asciiTheme="majorHAnsi" w:hAnsiTheme="majorHAnsi" w:cs="Arial"/>
         </w:rPr>
-        <w:t xml:space="preserve">, we focussed on horizontally transferred DNA segments from </w:t>
+        <w:t xml:space="preserve">, we focused on horizontally transferred DNA segments from </w:t>
       </w:r>
       <w:proofErr w:type="spellStart"/>
       <w:r>
@@ -8238,17 +8101,8 @@
         <w:rPr>
           <w:rFonts w:asciiTheme="majorHAnsi" w:hAnsiTheme="majorHAnsi" w:cs="Arial"/>
         </w:rPr>
-        <w:t xml:space="preserve">, as well as a considerable reduction in genome size compared with </w:t>
-      </w:r>
-      <w:proofErr w:type="spellStart"/>
-      <w:r>
-        <w:rPr>
-          <w:rFonts w:asciiTheme="majorHAnsi" w:hAnsiTheme="majorHAnsi" w:cs="Arial"/>
-        </w:rPr>
-        <w:t>cockroaches.</w:t>
-      </w:r>
-      <w:bookmarkStart w:id="3" w:name="_GoBack"/>
-      <w:bookmarkEnd w:id="3"/>
+        <w:t>, as well as a considerable reduction in genome size compared with cockroaches.</w:t>
+      </w:r>
     </w:p>
     <w:p>
       <w:pPr>
@@ -8263,14 +8117,7 @@
         <w:rPr>
           <w:rFonts w:asciiTheme="majorHAnsi" w:hAnsiTheme="majorHAnsi" w:cs="Arial"/>
         </w:rPr>
-        <w:t>Th</w:t>
-      </w:r>
-      <w:proofErr w:type="spellEnd"/>
-      <w:r>
-        <w:rPr>
-          <w:rFonts w:asciiTheme="majorHAnsi" w:hAnsiTheme="majorHAnsi" w:cs="Arial"/>
-        </w:rPr>
-        <w:t>e widespread occurrence of horizontally transferred</w:t>
+        <w:t>The widespread occurrence of horizontally transferred</w:t>
       </w:r>
       <w:r>
         <w:rPr>
@@ -9143,21 +8990,7 @@
         <w:rPr>
           <w:rFonts w:asciiTheme="majorHAnsi" w:hAnsiTheme="majorHAnsi"/>
         </w:rPr>
-        <w:t xml:space="preserve">Bruce </w:t>
-      </w:r>
-      <w:proofErr w:type="spellStart"/>
-      <w:r>
-        <w:rPr>
-          <w:rFonts w:asciiTheme="majorHAnsi" w:hAnsiTheme="majorHAnsi"/>
-        </w:rPr>
-        <w:t>Gray</w:t>
-      </w:r>
-      <w:proofErr w:type="spellEnd"/>
-      <w:r>
-        <w:rPr>
-          <w:rFonts w:asciiTheme="majorHAnsi" w:hAnsiTheme="majorHAnsi"/>
-        </w:rPr>
-        <w:t xml:space="preserve"> for </w:t>
+        <w:t xml:space="preserve">Bruce Gray for </w:t>
       </w:r>
       <w:r>
         <w:rPr>
@@ -9336,7 +9169,7 @@
                     <pic:cNvPicPr/>
                   </pic:nvPicPr>
                   <pic:blipFill>
-                    <a:blip r:embed="rId9"/>
+                    <a:blip r:embed="rId6"/>
                     <a:stretch>
                       <a:fillRect/>
                     </a:stretch>
@@ -9638,7 +9471,7 @@
                     <pic:cNvPicPr/>
                   </pic:nvPicPr>
                   <pic:blipFill>
-                    <a:blip r:embed="rId10"/>
+                    <a:blip r:embed="rId7"/>
                     <a:stretch>
                       <a:fillRect/>
                     </a:stretch>
@@ -10089,7 +9922,7 @@
         </w:rPr>
         <w:br/>
       </w:r>
-      <w:hyperlink r:id="rId11" w:history="1">
+      <w:hyperlink r:id="rId8" w:history="1">
         <w:r>
           <w:rPr>
             <w:rStyle w:val="Hyperlink"/>
@@ -10269,7 +10102,7 @@
         </w:rPr>
         <w:br/>
       </w:r>
-      <w:hyperlink r:id="rId12" w:history="1">
+      <w:hyperlink r:id="rId9" w:history="1">
         <w:r>
           <w:rPr>
             <w:rStyle w:val="Hyperlink"/>
@@ -10340,7 +10173,7 @@
         </w:rPr>
         <w:br/>
       </w:r>
-      <w:hyperlink r:id="rId13" w:history="1">
+      <w:hyperlink r:id="rId10" w:history="1">
         <w:r>
           <w:rPr>
             <w:rStyle w:val="Hyperlink"/>
@@ -10446,7 +10279,7 @@
         </w:rPr>
         <w:br/>
       </w:r>
-      <w:hyperlink r:id="rId14" w:history="1">
+      <w:hyperlink r:id="rId11" w:history="1">
         <w:r>
           <w:rPr>
             <w:rStyle w:val="Hyperlink"/>
@@ -10496,7 +10329,7 @@
         </w:rPr>
         <w:br/>
       </w:r>
-      <w:hyperlink r:id="rId15" w:history="1">
+      <w:hyperlink r:id="rId12" w:history="1">
         <w:r>
           <w:rPr>
             <w:rStyle w:val="Hyperlink"/>
@@ -10580,7 +10413,7 @@
         </w:rPr>
         <w:br/>
       </w:r>
-      <w:hyperlink r:id="rId16" w:history="1">
+      <w:hyperlink r:id="rId13" w:history="1">
         <w:r>
           <w:rPr>
             <w:rStyle w:val="Hyperlink"/>
@@ -10653,14 +10486,14 @@
         <w:rPr>
           <w:rFonts w:asciiTheme="majorHAnsi" w:hAnsiTheme="majorHAnsi"/>
         </w:rPr>
-        <w:t xml:space="preserve">, O., Donath, A., Fujita, M., Kohli, M. K., ... &amp; Simon, S. (2019). An integrative phylogenomic approach illuminates the evolutionary </w:t>
+        <w:t xml:space="preserve">, O., Donath, A., Fujita, M., Kohli, M. K., ... &amp; Simon, S. (2019). An integrative phylogenomic approach illuminates the evolutionary history of </w:t>
       </w:r>
       <w:r>
         <w:rPr>
           <w:rFonts w:asciiTheme="majorHAnsi" w:hAnsiTheme="majorHAnsi"/>
         </w:rPr>
         <w:lastRenderedPageBreak/>
-        <w:t>history of cockroaches and termites (Blattodea). Proceedings of the Royal Society B, 286(1895), 20182076.</w:t>
+        <w:t>cockroaches and termites (Blattodea). Proceedings of the Royal Society B, 286(1895), 20182076.</w:t>
       </w:r>
     </w:p>
     <w:p>
@@ -11005,94 +10838,8 @@
 </w:document>
 </file>
 
-<file path=word/comments.xml><?xml version="1.0" encoding="utf-8"?>
-<w:comments xmlns:wpc="http://schemas.microsoft.com/office/word/2010/wordprocessingCanvas" xmlns:cx="http://schemas.microsoft.com/office/drawing/2014/chartex" xmlns:cx1="http://schemas.microsoft.com/office/drawing/2015/9/8/chartex" xmlns:cx2="http://schemas.microsoft.com/office/drawing/2015/10/21/chartex" xmlns:cx3="http://schemas.microsoft.com/office/drawing/2016/5/9/chartex" xmlns:cx4="http://schemas.microsoft.com/office/drawing/2016/5/10/chartex" xmlns:cx5="http://schemas.microsoft.com/office/drawing/2016/5/11/chartex" xmlns:cx6="http://schemas.microsoft.com/office/drawing/2016/5/12/chartex" xmlns:cx7="http://schemas.microsoft.com/office/drawing/2016/5/13/chartex" xmlns:cx8="http://schemas.microsoft.com/office/drawing/2016/5/14/chartex" xmlns:mc="http://schemas.openxmlformats.org/markup-compatibility/2006" xmlns:aink="http://schemas.microsoft.com/office/drawing/2016/ink" xmlns:am3d="http://schemas.microsoft.com/office/drawing/2017/model3d" xmlns:o="urn:schemas-microsoft-com:office:office" xmlns:r="http://schemas.openxmlformats.org/officeDocument/2006/relationships" xmlns:m="http://schemas.openxmlformats.org/officeDocument/2006/math" xmlns:v="urn:schemas-microsoft-com:vml" xmlns:wp14="http://schemas.microsoft.com/office/word/2010/wordprocessingDrawing" xmlns:wp="http://schemas.openxmlformats.org/drawingml/2006/wordprocessingDrawing" xmlns:w10="urn:schemas-microsoft-com:office:word" xmlns:w="http://schemas.openxmlformats.org/wordprocessingml/2006/main" xmlns:w14="http://schemas.microsoft.com/office/word/2010/wordml" xmlns:w15="http://schemas.microsoft.com/office/word/2012/wordml" xmlns:w16cid="http://schemas.microsoft.com/office/word/2016/wordml/cid" xmlns:w16se="http://schemas.microsoft.com/office/word/2015/wordml/symex" xmlns:wpg="http://schemas.microsoft.com/office/word/2010/wordprocessingGroup" xmlns:wpi="http://schemas.microsoft.com/office/word/2010/wordprocessingInk" xmlns:wne="http://schemas.microsoft.com/office/word/2006/wordml" xmlns:wps="http://schemas.microsoft.com/office/word/2010/wordprocessingShape" mc:Ignorable="w14 w15 w16se w16cid wp14">
-  <w:comment w:id="0" w:author="Kyle Ewart" w:date="2025-12-10T13:33:00Z" w:initials="KE">
-    <w:p>
-      <w:pPr>
-        <w:pStyle w:val="CommentText"/>
-      </w:pPr>
-      <w:r>
-        <w:rPr>
-          <w:rStyle w:val="CommentReference"/>
-        </w:rPr>
-        <w:annotationRef/>
-      </w:r>
-      <w:r>
-        <w:t>Need to find the average coverage of these genomes.</w:t>
-      </w:r>
-    </w:p>
-  </w:comment>
-  <w:comment w:id="1" w:author="Kyle Ewart" w:date="2025-12-10T13:50:00Z" w:initials="KE">
-    <w:p>
-      <w:pPr>
-        <w:pStyle w:val="CommentText"/>
-      </w:pPr>
-      <w:r>
-        <w:rPr>
-          <w:rStyle w:val="CommentReference"/>
-        </w:rPr>
-        <w:annotationRef/>
-      </w:r>
-      <w:r>
-        <w:t>Note, there may be many more than this. This analysis involves a number of manual steps, so relatively few were checked.</w:t>
-      </w:r>
-    </w:p>
-  </w:comment>
-  <w:comment w:id="2" w:author="Kyle Ewart" w:date="2025-12-10T13:54:00Z" w:initials="KE">
-    <w:p>
-      <w:pPr>
-        <w:pStyle w:val="CommentText"/>
-      </w:pPr>
-      <w:r>
-        <w:rPr>
-          <w:rStyle w:val="CommentReference"/>
-        </w:rPr>
-        <w:annotationRef/>
-      </w:r>
-      <w:r>
-        <w:t xml:space="preserve">This analysis is in progress (by </w:t>
-      </w:r>
-      <w:proofErr w:type="spellStart"/>
-      <w:r>
-        <w:t>Zhuzhi</w:t>
-      </w:r>
-      <w:proofErr w:type="spellEnd"/>
-      <w:r>
-        <w:t>)</w:t>
-      </w:r>
-    </w:p>
-  </w:comment>
-</w:comments>
-</file>
-
-<file path=word/commentsExtended.xml><?xml version="1.0" encoding="utf-8"?>
-<w15:commentsEx xmlns:wpc="http://schemas.microsoft.com/office/word/2010/wordprocessingCanvas" xmlns:cx="http://schemas.microsoft.com/office/drawing/2014/chartex" xmlns:cx1="http://schemas.microsoft.com/office/drawing/2015/9/8/chartex" xmlns:cx2="http://schemas.microsoft.com/office/drawing/2015/10/21/chartex" xmlns:cx3="http://schemas.microsoft.com/office/drawing/2016/5/9/chartex" xmlns:cx4="http://schemas.microsoft.com/office/drawing/2016/5/10/chartex" xmlns:cx5="http://schemas.microsoft.com/office/drawing/2016/5/11/chartex" xmlns:cx6="http://schemas.microsoft.com/office/drawing/2016/5/12/chartex" xmlns:cx7="http://schemas.microsoft.com/office/drawing/2016/5/13/chartex" xmlns:cx8="http://schemas.microsoft.com/office/drawing/2016/5/14/chartex" xmlns:mc="http://schemas.openxmlformats.org/markup-compatibility/2006" xmlns:aink="http://schemas.microsoft.com/office/drawing/2016/ink" xmlns:am3d="http://schemas.microsoft.com/office/drawing/2017/model3d" xmlns:o="urn:schemas-microsoft-com:office:office" xmlns:r="http://schemas.openxmlformats.org/officeDocument/2006/relationships" xmlns:m="http://schemas.openxmlformats.org/officeDocument/2006/math" xmlns:v="urn:schemas-microsoft-com:vml" xmlns:wp14="http://schemas.microsoft.com/office/word/2010/wordprocessingDrawing" xmlns:wp="http://schemas.openxmlformats.org/drawingml/2006/wordprocessingDrawing" xmlns:w10="urn:schemas-microsoft-com:office:word" xmlns:w="http://schemas.openxmlformats.org/wordprocessingml/2006/main" xmlns:w14="http://schemas.microsoft.com/office/word/2010/wordml" xmlns:w15="http://schemas.microsoft.com/office/word/2012/wordml" xmlns:w16cid="http://schemas.microsoft.com/office/word/2016/wordml/cid" xmlns:w16se="http://schemas.microsoft.com/office/word/2015/wordml/symex" xmlns:wpg="http://schemas.microsoft.com/office/word/2010/wordprocessingGroup" xmlns:wpi="http://schemas.microsoft.com/office/word/2010/wordprocessingInk" xmlns:wne="http://schemas.microsoft.com/office/word/2006/wordml" xmlns:wps="http://schemas.microsoft.com/office/word/2010/wordprocessingShape" mc:Ignorable="w14 w15 w16se w16cid wp14">
-  <w15:commentEx w15:paraId="42566D16" w15:done="0"/>
-  <w15:commentEx w15:paraId="23DED53B" w15:done="0"/>
-  <w15:commentEx w15:paraId="5798802F" w15:done="0"/>
-</w15:commentsEx>
-</file>
-
-<file path=word/commentsExtensible.xml><?xml version="1.0" encoding="utf-8"?>
-<w16cex:commentsExtensible xmlns:wpc="http://schemas.microsoft.com/office/word/2010/wordprocessingCanvas" xmlns:cx="http://schemas.microsoft.com/office/drawing/2014/chartex" xmlns:cx1="http://schemas.microsoft.com/office/drawing/2015/9/8/chartex" xmlns:cx2="http://schemas.microsoft.com/office/drawing/2015/10/21/chartex" xmlns:cx3="http://schemas.microsoft.com/office/drawing/2016/5/9/chartex" xmlns:cx4="http://schemas.microsoft.com/office/drawing/2016/5/10/chartex" xmlns:cx5="http://schemas.microsoft.com/office/drawing/2016/5/11/chartex" xmlns:cx6="http://schemas.microsoft.com/office/drawing/2016/5/12/chartex" xmlns:cx7="http://schemas.microsoft.com/office/drawing/2016/5/13/chartex" xmlns:cx8="http://schemas.microsoft.com/office/drawing/2016/5/14/chartex" xmlns:cr="http://schemas.microsoft.com/office/comments/2020/reactions" xmlns:mc="http://schemas.openxmlformats.org/markup-compatibility/2006" xmlns:aink="http://schemas.microsoft.com/office/drawing/2016/ink" xmlns:am3d="http://schemas.microsoft.com/office/drawing/2017/model3d" xmlns:o="urn:schemas-microsoft-com:office:office" xmlns:oel="http://schemas.microsoft.com/office/2019/extlst" xmlns:r="http://schemas.openxmlformats.org/officeDocument/2006/relationships" xmlns:m="http://schemas.openxmlformats.org/officeDocument/2006/math" xmlns:v="urn:schemas-microsoft-com:vml" xmlns:wp14="http://schemas.microsoft.com/office/word/2010/wordprocessingDrawing" xmlns:wp="http://schemas.openxmlformats.org/drawingml/2006/wordprocessingDrawing" xmlns:w10="urn:schemas-microsoft-com:office:word" xmlns:w="http://schemas.openxmlformats.org/wordprocessingml/2006/main" xmlns:w14="http://schemas.microsoft.com/office/word/2010/wordml" xmlns:w15="http://schemas.microsoft.com/office/word/2012/wordml" xmlns:w16cex="http://schemas.microsoft.com/office/word/2018/wordml/cex" xmlns:w16cid="http://schemas.microsoft.com/office/word/2016/wordml/cid" xmlns:w16="http://schemas.microsoft.com/office/word/2018/wordml" xmlns:w16du="http://schemas.microsoft.com/office/word/2023/wordml/word16du" xmlns:w16sdtdh="http://schemas.microsoft.com/office/word/2020/wordml/sdtdatahash" xmlns:w16sdtfl="http://schemas.microsoft.com/office/word/2024/wordml/sdtformatlock" xmlns:w16se="http://schemas.microsoft.com/office/word/2015/wordml/symex" xmlns:wpg="http://schemas.microsoft.com/office/word/2010/wordprocessingGroup" xmlns:wpi="http://schemas.microsoft.com/office/word/2010/wordprocessingInk" xmlns:wne="http://schemas.microsoft.com/office/word/2006/wordml" xmlns:wps="http://schemas.microsoft.com/office/word/2010/wordprocessingShape" mc:Ignorable="w14 w15 w16se w16cid w16 w16cex w16sdtdh w16sdtfl cr w16du wp14">
-  <w16cex:commentExtensible w16cex:durableId="36EF069F" w16cex:dateUtc="2025-12-10T13:35:00Z"/>
-  <w16cex:commentExtensible w16cex:durableId="44DEA8D0" w16cex:dateUtc="2025-12-10T13:33:00Z"/>
-  <w16cex:commentExtensible w16cex:durableId="401F9B10" w16cex:dateUtc="2025-12-10T13:50:00Z"/>
-  <w16cex:commentExtensible w16cex:durableId="467ABBDE" w16cex:dateUtc="2025-12-10T13:54:00Z"/>
-</w16cex:commentsExtensible>
-</file>
-
-<file path=word/commentsIds.xml><?xml version="1.0" encoding="utf-8"?>
-<w16cid:commentsIds xmlns:wpc="http://schemas.microsoft.com/office/word/2010/wordprocessingCanvas" xmlns:cx="http://schemas.microsoft.com/office/drawing/2014/chartex" xmlns:cx1="http://schemas.microsoft.com/office/drawing/2015/9/8/chartex" xmlns:cx2="http://schemas.microsoft.com/office/drawing/2015/10/21/chartex" xmlns:cx3="http://schemas.microsoft.com/office/drawing/2016/5/9/chartex" xmlns:cx4="http://schemas.microsoft.com/office/drawing/2016/5/10/chartex" xmlns:cx5="http://schemas.microsoft.com/office/drawing/2016/5/11/chartex" xmlns:cx6="http://schemas.microsoft.com/office/drawing/2016/5/12/chartex" xmlns:cx7="http://schemas.microsoft.com/office/drawing/2016/5/13/chartex" xmlns:cx8="http://schemas.microsoft.com/office/drawing/2016/5/14/chartex" xmlns:mc="http://schemas.openxmlformats.org/markup-compatibility/2006" xmlns:aink="http://schemas.microsoft.com/office/drawing/2016/ink" xmlns:am3d="http://schemas.microsoft.com/office/drawing/2017/model3d" xmlns:o="urn:schemas-microsoft-com:office:office" xmlns:r="http://schemas.openxmlformats.org/officeDocument/2006/relationships" xmlns:m="http://schemas.openxmlformats.org/officeDocument/2006/math" xmlns:v="urn:schemas-microsoft-com:vml" xmlns:wp14="http://schemas.microsoft.com/office/word/2010/wordprocessingDrawing" xmlns:wp="http://schemas.openxmlformats.org/drawingml/2006/wordprocessingDrawing" xmlns:w10="urn:schemas-microsoft-com:office:word" xmlns:w="http://schemas.openxmlformats.org/wordprocessingml/2006/main" xmlns:w14="http://schemas.microsoft.com/office/word/2010/wordml" xmlns:w15="http://schemas.microsoft.com/office/word/2012/wordml" xmlns:w16cid="http://schemas.microsoft.com/office/word/2016/wordml/cid" xmlns:w16se="http://schemas.microsoft.com/office/word/2015/wordml/symex" xmlns:wpg="http://schemas.microsoft.com/office/word/2010/wordprocessingGroup" xmlns:wpi="http://schemas.microsoft.com/office/word/2010/wordprocessingInk" xmlns:wne="http://schemas.microsoft.com/office/word/2006/wordml" xmlns:wps="http://schemas.microsoft.com/office/word/2010/wordprocessingShape" mc:Ignorable="w14 w15 w16se w16cid wp14">
-  <w16cid:commentId w16cid:paraId="42566D16" w16cid:durableId="44DEA8D0"/>
-  <w16cid:commentId w16cid:paraId="23DED53B" w16cid:durableId="401F9B10"/>
-  <w16cid:commentId w16cid:paraId="5798802F" w16cid:durableId="467ABBDE"/>
-</w16cid:commentsIds>
-</file>
-
 <file path=word/numbering.xml><?xml version="1.0" encoding="utf-8"?>
-<w:numbering xmlns:wpc="http://schemas.microsoft.com/office/word/2010/wordprocessingCanvas" xmlns:cx="http://schemas.microsoft.com/office/drawing/2014/chartex" xmlns:cx1="http://schemas.microsoft.com/office/drawing/2015/9/8/chartex" xmlns:cx2="http://schemas.microsoft.com/office/drawing/2015/10/21/chartex" xmlns:cx3="http://schemas.microsoft.com/office/drawing/2016/5/9/chartex" xmlns:cx4="http://schemas.microsoft.com/office/drawing/2016/5/10/chartex" xmlns:cx5="http://schemas.microsoft.com/office/drawing/2016/5/11/chartex" xmlns:cx6="http://schemas.microsoft.com/office/drawing/2016/5/12/chartex" xmlns:cx7="http://schemas.microsoft.com/office/drawing/2016/5/13/chartex" xmlns:cx8="http://schemas.microsoft.com/office/drawing/2016/5/14/chartex" xmlns:mc="http://schemas.openxmlformats.org/markup-compatibility/2006" xmlns:aink="http://schemas.microsoft.com/office/drawing/2016/ink" xmlns:am3d="http://schemas.microsoft.com/office/drawing/2017/model3d" xmlns:o="urn:schemas-microsoft-com:office:office" xmlns:r="http://schemas.openxmlformats.org/officeDocument/2006/relationships" xmlns:m="http://schemas.openxmlformats.org/officeDocument/2006/math" xmlns:v="urn:schemas-microsoft-com:vml" xmlns:wp14="http://schemas.microsoft.com/office/word/2010/wordprocessingDrawing" xmlns:wp="http://schemas.openxmlformats.org/drawingml/2006/wordprocessingDrawing" xmlns:w10="urn:schemas-microsoft-com:office:word" xmlns:w="http://schemas.openxmlformats.org/wordprocessingml/2006/main" xmlns:w14="http://schemas.microsoft.com/office/word/2010/wordml" xmlns:w15="http://schemas.microsoft.com/office/word/2012/wordml" xmlns:w16cid="http://schemas.microsoft.com/office/word/2016/wordml/cid" xmlns:w16se="http://schemas.microsoft.com/office/word/2015/wordml/symex" xmlns:wpg="http://schemas.microsoft.com/office/word/2010/wordprocessingGroup" xmlns:wpi="http://schemas.microsoft.com/office/word/2010/wordprocessingInk" xmlns:wne="http://schemas.microsoft.com/office/word/2006/wordml" xmlns:wps="http://schemas.microsoft.com/office/word/2010/wordprocessingShape" mc:Ignorable="w14 w15 w16se w16cid wp14">
+<w:numbering xmlns:wpc="http://schemas.microsoft.com/office/word/2010/wordprocessingCanvas" xmlns:cx="http://schemas.microsoft.com/office/drawing/2014/chartex" xmlns:cx1="http://schemas.microsoft.com/office/drawing/2015/9/8/chartex" xmlns:cx2="http://schemas.microsoft.com/office/drawing/2015/10/21/chartex" xmlns:cx3="http://schemas.microsoft.com/office/drawing/2016/5/9/chartex" xmlns:cx4="http://schemas.microsoft.com/office/drawing/2016/5/10/chartex" xmlns:cx5="http://schemas.microsoft.com/office/drawing/2016/5/11/chartex" xmlns:cx6="http://schemas.microsoft.com/office/drawing/2016/5/12/chartex" xmlns:cx7="http://schemas.microsoft.com/office/drawing/2016/5/13/chartex" xmlns:cx8="http://schemas.microsoft.com/office/drawing/2016/5/14/chartex" xmlns:mc="http://schemas.openxmlformats.org/markup-compatibility/2006" xmlns:aink="http://schemas.microsoft.com/office/drawing/2016/ink" xmlns:am3d="http://schemas.microsoft.com/office/drawing/2017/model3d" xmlns:o="urn:schemas-microsoft-com:office:office" xmlns:oel="http://schemas.microsoft.com/office/2019/extlst" xmlns:r="http://schemas.openxmlformats.org/officeDocument/2006/relationships" xmlns:m="http://schemas.openxmlformats.org/officeDocument/2006/math" xmlns:v="urn:schemas-microsoft-com:vml" xmlns:wp14="http://schemas.microsoft.com/office/word/2010/wordprocessingDrawing" xmlns:wp="http://schemas.openxmlformats.org/drawingml/2006/wordprocessingDrawing" xmlns:w10="urn:schemas-microsoft-com:office:word" xmlns:w="http://schemas.openxmlformats.org/wordprocessingml/2006/main" xmlns:w14="http://schemas.microsoft.com/office/word/2010/wordml" xmlns:w15="http://schemas.microsoft.com/office/word/2012/wordml" xmlns:w16cex="http://schemas.microsoft.com/office/word/2018/wordml/cex" xmlns:w16cid="http://schemas.microsoft.com/office/word/2016/wordml/cid" xmlns:w16="http://schemas.microsoft.com/office/word/2018/wordml" xmlns:w16du="http://schemas.microsoft.com/office/word/2023/wordml/word16du" xmlns:w16sdtdh="http://schemas.microsoft.com/office/word/2020/wordml/sdtdatahash" xmlns:w16sdtfl="http://schemas.microsoft.com/office/word/2024/wordml/sdtformatlock" xmlns:w16se="http://schemas.microsoft.com/office/word/2015/wordml/symex" xmlns:wpg="http://schemas.microsoft.com/office/word/2010/wordprocessingGroup" xmlns:wpi="http://schemas.microsoft.com/office/word/2010/wordprocessingInk" xmlns:wne="http://schemas.microsoft.com/office/word/2006/wordml" xmlns:wps="http://schemas.microsoft.com/office/word/2010/wordprocessingShape" mc:Ignorable="w14 w15 w16se w16cid w16 w16cex w16sdtdh w16sdtfl w16du wp14">
   <w:abstractNum w:abstractNumId="0" w15:restartNumberingAfterBreak="0">
     <w:nsid w:val="029E103F"/>
     <w:multiLevelType w:val="hybridMultilevel"/>
@@ -13190,76 +12937,68 @@
       </w:rPr>
     </w:lvl>
   </w:abstractNum>
-  <w:num w:numId="1">
+  <w:num w:numId="1" w16cid:durableId="397216569">
     <w:abstractNumId w:val="17"/>
   </w:num>
-  <w:num w:numId="2">
+  <w:num w:numId="2" w16cid:durableId="1883401555">
     <w:abstractNumId w:val="4"/>
   </w:num>
-  <w:num w:numId="3">
+  <w:num w:numId="3" w16cid:durableId="1335065521">
     <w:abstractNumId w:val="3"/>
   </w:num>
-  <w:num w:numId="4">
+  <w:num w:numId="4" w16cid:durableId="73017958">
     <w:abstractNumId w:val="18"/>
   </w:num>
-  <w:num w:numId="5">
+  <w:num w:numId="5" w16cid:durableId="1633293309">
     <w:abstractNumId w:val="15"/>
   </w:num>
-  <w:num w:numId="6">
+  <w:num w:numId="6" w16cid:durableId="1593931153">
     <w:abstractNumId w:val="11"/>
   </w:num>
-  <w:num w:numId="7">
+  <w:num w:numId="7" w16cid:durableId="435293308">
     <w:abstractNumId w:val="8"/>
   </w:num>
-  <w:num w:numId="8">
+  <w:num w:numId="8" w16cid:durableId="1573538775">
     <w:abstractNumId w:val="7"/>
   </w:num>
-  <w:num w:numId="9">
+  <w:num w:numId="9" w16cid:durableId="938831038">
     <w:abstractNumId w:val="9"/>
   </w:num>
-  <w:num w:numId="10">
+  <w:num w:numId="10" w16cid:durableId="1198155332">
     <w:abstractNumId w:val="16"/>
   </w:num>
-  <w:num w:numId="11">
+  <w:num w:numId="11" w16cid:durableId="575825710">
     <w:abstractNumId w:val="10"/>
   </w:num>
-  <w:num w:numId="12">
+  <w:num w:numId="12" w16cid:durableId="1900625137">
     <w:abstractNumId w:val="5"/>
   </w:num>
-  <w:num w:numId="13">
+  <w:num w:numId="13" w16cid:durableId="913276182">
     <w:abstractNumId w:val="12"/>
   </w:num>
-  <w:num w:numId="14">
+  <w:num w:numId="14" w16cid:durableId="108938949">
     <w:abstractNumId w:val="14"/>
   </w:num>
-  <w:num w:numId="15">
+  <w:num w:numId="15" w16cid:durableId="1473329410">
     <w:abstractNumId w:val="2"/>
   </w:num>
-  <w:num w:numId="16">
+  <w:num w:numId="16" w16cid:durableId="1871189347">
     <w:abstractNumId w:val="13"/>
   </w:num>
-  <w:num w:numId="17">
+  <w:num w:numId="17" w16cid:durableId="1496917051">
     <w:abstractNumId w:val="0"/>
   </w:num>
-  <w:num w:numId="18">
+  <w:num w:numId="18" w16cid:durableId="931472743">
     <w:abstractNumId w:val="6"/>
   </w:num>
-  <w:num w:numId="19">
+  <w:num w:numId="19" w16cid:durableId="517890444">
     <w:abstractNumId w:val="1"/>
   </w:num>
 </w:numbering>
 </file>
 
-<file path=word/people.xml><?xml version="1.0" encoding="utf-8"?>
-<w15:people xmlns:wpc="http://schemas.microsoft.com/office/word/2010/wordprocessingCanvas" xmlns:cx="http://schemas.microsoft.com/office/drawing/2014/chartex" xmlns:cx1="http://schemas.microsoft.com/office/drawing/2015/9/8/chartex" xmlns:cx2="http://schemas.microsoft.com/office/drawing/2015/10/21/chartex" xmlns:cx3="http://schemas.microsoft.com/office/drawing/2016/5/9/chartex" xmlns:cx4="http://schemas.microsoft.com/office/drawing/2016/5/10/chartex" xmlns:cx5="http://schemas.microsoft.com/office/drawing/2016/5/11/chartex" xmlns:cx6="http://schemas.microsoft.com/office/drawing/2016/5/12/chartex" xmlns:cx7="http://schemas.microsoft.com/office/drawing/2016/5/13/chartex" xmlns:cx8="http://schemas.microsoft.com/office/drawing/2016/5/14/chartex" xmlns:mc="http://schemas.openxmlformats.org/markup-compatibility/2006" xmlns:aink="http://schemas.microsoft.com/office/drawing/2016/ink" xmlns:am3d="http://schemas.microsoft.com/office/drawing/2017/model3d" xmlns:o="urn:schemas-microsoft-com:office:office" xmlns:r="http://schemas.openxmlformats.org/officeDocument/2006/relationships" xmlns:m="http://schemas.openxmlformats.org/officeDocument/2006/math" xmlns:v="urn:schemas-microsoft-com:vml" xmlns:wp14="http://schemas.microsoft.com/office/word/2010/wordprocessingDrawing" xmlns:wp="http://schemas.openxmlformats.org/drawingml/2006/wordprocessingDrawing" xmlns:w10="urn:schemas-microsoft-com:office:word" xmlns:w="http://schemas.openxmlformats.org/wordprocessingml/2006/main" xmlns:w14="http://schemas.microsoft.com/office/word/2010/wordml" xmlns:w15="http://schemas.microsoft.com/office/word/2012/wordml" xmlns:w16cid="http://schemas.microsoft.com/office/word/2016/wordml/cid" xmlns:w16se="http://schemas.microsoft.com/office/word/2015/wordml/symex" xmlns:wpg="http://schemas.microsoft.com/office/word/2010/wordprocessingGroup" xmlns:wpi="http://schemas.microsoft.com/office/word/2010/wordprocessingInk" xmlns:wne="http://schemas.microsoft.com/office/word/2006/wordml" xmlns:wps="http://schemas.microsoft.com/office/word/2010/wordprocessingShape" mc:Ignorable="w14 w15 w16se w16cid wp14">
-  <w15:person w15:author="Kyle Ewart">
-    <w15:presenceInfo w15:providerId="None" w15:userId="Kyle Ewart"/>
-  </w15:person>
-</w15:people>
-</file>
-
 <file path=word/styles.xml><?xml version="1.0" encoding="utf-8"?>
-<w:styles xmlns:mc="http://schemas.openxmlformats.org/markup-compatibility/2006" xmlns:r="http://schemas.openxmlformats.org/officeDocument/2006/relationships" xmlns:w="http://schemas.openxmlformats.org/wordprocessingml/2006/main" xmlns:w14="http://schemas.microsoft.com/office/word/2010/wordml" xmlns:w15="http://schemas.microsoft.com/office/word/2012/wordml" xmlns:w16cid="http://schemas.microsoft.com/office/word/2016/wordml/cid" xmlns:w16se="http://schemas.microsoft.com/office/word/2015/wordml/symex" mc:Ignorable="w14 w15 w16se w16cid">
+<w:styles xmlns:mc="http://schemas.openxmlformats.org/markup-compatibility/2006" xmlns:r="http://schemas.openxmlformats.org/officeDocument/2006/relationships" xmlns:w="http://schemas.openxmlformats.org/wordprocessingml/2006/main" xmlns:w14="http://schemas.microsoft.com/office/word/2010/wordml" xmlns:w15="http://schemas.microsoft.com/office/word/2012/wordml" xmlns:w16cex="http://schemas.microsoft.com/office/word/2018/wordml/cex" xmlns:w16cid="http://schemas.microsoft.com/office/word/2016/wordml/cid" xmlns:w16="http://schemas.microsoft.com/office/word/2018/wordml" xmlns:w16du="http://schemas.microsoft.com/office/word/2023/wordml/word16du" xmlns:w16sdtdh="http://schemas.microsoft.com/office/word/2020/wordml/sdtdatahash" xmlns:w16sdtfl="http://schemas.microsoft.com/office/word/2024/wordml/sdtformatlock" xmlns:w16se="http://schemas.microsoft.com/office/word/2015/wordml/symex" mc:Ignorable="w14 w15 w16se w16cid w16 w16cex w16sdtdh w16sdtfl w16du">
   <w:docDefaults>
     <w:rPrDefault>
       <w:rPr>
@@ -13273,7 +13012,7 @@
     </w:rPrDefault>
     <w:pPrDefault/>
   </w:docDefaults>
-  <w:latentStyles w:defLockedState="0" w:defUIPriority="99" w:defSemiHidden="0" w:defUnhideWhenUsed="0" w:defQFormat="0" w:count="375">
+  <w:latentStyles w:defLockedState="0" w:defUIPriority="99" w:defSemiHidden="0" w:defUnhideWhenUsed="0" w:defQFormat="0" w:count="376">
     <w:lsdException w:name="Normal" w:uiPriority="0" w:qFormat="1"/>
     <w:lsdException w:name="heading 1" w:uiPriority="9" w:qFormat="1"/>
     <w:lsdException w:name="heading 2" w:semiHidden="1" w:uiPriority="9" w:unhideWhenUsed="1" w:qFormat="1"/>
@@ -13649,6 +13388,7 @@
     <w:lsdException w:name="Smart Hyperlink" w:semiHidden="1" w:unhideWhenUsed="1"/>
     <w:lsdException w:name="Hashtag" w:semiHidden="1" w:unhideWhenUsed="1"/>
     <w:lsdException w:name="Unresolved Mention" w:semiHidden="1" w:unhideWhenUsed="1"/>
+    <w:lsdException w:name="Smart Link" w:semiHidden="1" w:unhideWhenUsed="1"/>
   </w:latentStyles>
   <w:style w:type="paragraph" w:default="1" w:styleId="Normal">
     <w:name w:val="Normal"/>
